--- a/portal/files/KORbuild Crew - Business rules.docx
+++ b/portal/files/KORbuild Crew - Business rules.docx
@@ -2698,6 +2698,146 @@
           </w:p>
         </w:tc>
       </w:tr>
+      <w:tr>
+        <w:tc>
+          <w:tcPr>
+            <w:tcW w:type="dxa" w:w="3249"/>
+          </w:tcPr>
+          <w:p>
+            <w:r/>
+            <w:r>
+              <w:rPr>
+                <w:b w:val="0"/>
+                <w:i w:val="0"/>
+                <w:sz w:val="18"/>
+              </w:rPr>
+              <w:t>CRW-062</w:t>
+            </w:r>
+          </w:p>
+        </w:tc>
+        <w:tc>
+          <w:tcPr>
+            <w:tcW w:type="dxa" w:w="3249"/>
+          </w:tcPr>
+          <w:p>
+            <w:r/>
+            <w:r>
+              <w:rPr>
+                <w:b/>
+                <w:i w:val="0"/>
+                <w:sz w:val="18"/>
+              </w:rPr>
+              <w:t>Each company clocks in its own employees.</w:t>
+            </w:r>
+            <w:r>
+              <w:rPr>
+                <w:b w:val="0"/>
+                <w:i w:val="0"/>
+                <w:sz w:val="18"/>
+              </w:rPr>
+              <w:t xml:space="preserve"> A subcontractor never sees another company's people. On a general contractor's job, the general contractor sees the subcontractor's people on site — names, trade, time in, hours — but </w:t>
+            </w:r>
+            <w:r>
+              <w:rPr>
+                <w:b/>
+                <w:i w:val="0"/>
+                <w:sz w:val="18"/>
+              </w:rPr>
+              <w:t>never wages, labor burden or cost</w:t>
+            </w:r>
+            <w:r>
+              <w:rPr>
+                <w:b w:val="0"/>
+                <w:i w:val="0"/>
+                <w:sz w:val="18"/>
+              </w:rPr>
+              <w:t>.</w:t>
+            </w:r>
+          </w:p>
+        </w:tc>
+        <w:tc>
+          <w:tcPr>
+            <w:tcW w:type="dxa" w:w="3249"/>
+          </w:tcPr>
+          <w:p>
+            <w:r/>
+            <w:r>
+              <w:rPr>
+                <w:b w:val="0"/>
+                <w:i w:val="0"/>
+                <w:sz w:val="18"/>
+              </w:rPr>
+              <w:t>Working</w:t>
+            </w:r>
+          </w:p>
+        </w:tc>
+      </w:tr>
+      <w:tr>
+        <w:tc>
+          <w:tcPr>
+            <w:tcW w:type="dxa" w:w="3249"/>
+          </w:tcPr>
+          <w:p>
+            <w:r/>
+            <w:r>
+              <w:rPr>
+                <w:b w:val="0"/>
+                <w:i w:val="0"/>
+                <w:sz w:val="18"/>
+              </w:rPr>
+              <w:t>CRW-063</w:t>
+            </w:r>
+          </w:p>
+        </w:tc>
+        <w:tc>
+          <w:tcPr>
+            <w:tcW w:type="dxa" w:w="3249"/>
+          </w:tcPr>
+          <w:p>
+            <w:r/>
+            <w:r>
+              <w:rPr>
+                <w:b w:val="0"/>
+                <w:i w:val="0"/>
+                <w:sz w:val="18"/>
+              </w:rPr>
+              <w:t xml:space="preserve">A </w:t>
+            </w:r>
+            <w:r>
+              <w:rPr>
+                <w:b/>
+                <w:i w:val="0"/>
+                <w:sz w:val="18"/>
+              </w:rPr>
+              <w:t>general contractor</w:t>
+            </w:r>
+            <w:r>
+              <w:rPr>
+                <w:b w:val="0"/>
+                <w:i w:val="0"/>
+                <w:sz w:val="18"/>
+              </w:rPr>
+              <w:t xml:space="preserve"> does not use Crew: it manages the jobs and does not clock anyone in.</w:t>
+            </w:r>
+          </w:p>
+        </w:tc>
+        <w:tc>
+          <w:tcPr>
+            <w:tcW w:type="dxa" w:w="3249"/>
+          </w:tcPr>
+          <w:p>
+            <w:r/>
+            <w:r>
+              <w:rPr>
+                <w:b w:val="0"/>
+                <w:i w:val="0"/>
+                <w:sz w:val="18"/>
+              </w:rPr>
+              <w:t>Working</w:t>
+            </w:r>
+          </w:p>
+        </w:tc>
+      </w:tr>
     </w:tbl>
     <w:p>
       <w:pPr>

--- a/portal/files/KORbuild Crew - Business rules.docx
+++ b/portal/files/KORbuild Crew - Business rules.docx
@@ -2396,7 +2396,7 @@
                 <w:i w:val="0"/>
                 <w:sz w:val="18"/>
               </w:rPr>
-              <w:t xml:space="preserve"> Recorded at each punch, when the app is opened during the workday and every 15 minutes on site (every 5 while traveling). Never during breaks, while clocked out or off hours. The worker is told so.</w:t>
+              <w:t xml:space="preserve"> Recorded at each punch, when the app is opened during the workday and every 15 minutes on site (every 5 while traveling). Never during breaks, while clocked out or off hours. The worker is told so and must accept the notice first.</w:t>
             </w:r>
           </w:p>
         </w:tc>
@@ -2412,7 +2412,7 @@
                 <w:i w:val="0"/>
                 <w:sz w:val="18"/>
               </w:rPr>
-              <w:t>Simulated (see Prototype status)</w:t>
+              <w:t>Working in the real account while the app is open (simulated in the demo); in the background, with the store app</w:t>
             </w:r>
           </w:p>
         </w:tc>
